--- a/ssd_template.docx
+++ b/ssd_template.docx
@@ -4,26 +4,14 @@
   <w:body>
     <w:p>
       <w:pPr>
-        <w:pStyle w:val="CoverTitle"/>
+        <w:jc w:val="center"/>
       </w:pPr>
       <w:r>
+        <w:rPr>
+          <w:b/>
+          <w:sz w:val="56"/>
+        </w:rPr>
         <w:t>Database Model Solution</w:t>
-      </w:r>
-    </w:p>
-    <w:p>
-      <w:pPr>
-        <w:pStyle w:val="CoverSubtitle14"/>
-      </w:pPr>
-      <w:r>
-        <w:t>Digital Financial Identity (DFI)</w:t>
-      </w:r>
-    </w:p>
-    <w:p>
-      <w:pPr>
-        <w:pStyle w:val="CoverSubtitle11"/>
-      </w:pPr>
-      <w:r>
-        <w:t>Electronically Know Your Customer (eKYC)</w:t>
       </w:r>
     </w:p>
     <w:p>
@@ -32,7 +20,31 @@
       </w:pPr>
       <w:r>
         <w:rPr>
-          <w:rFonts w:ascii="Arial" w:hAnsi="Arial" w:eastAsia="Arial"/>
+          <w:i/>
+          <w:sz w:val="28"/>
+        </w:rPr>
+        <w:t>Digital Financial Identity (DFI)</w:t>
+      </w:r>
+    </w:p>
+    <w:p>
+      <w:pPr>
+        <w:jc w:val="center"/>
+      </w:pPr>
+      <w:r>
+        <w:rPr>
+          <w:i/>
+          <w:sz w:val="22"/>
+        </w:rPr>
+        <w:t>Electronically Know Your Customer (eKYC)</w:t>
+      </w:r>
+    </w:p>
+    <w:p/>
+    <w:p>
+      <w:pPr>
+        <w:jc w:val="center"/>
+      </w:pPr>
+      <w:r>
+        <w:rPr>
           <w:b/>
           <w:sz w:val="16"/>
         </w:rPr>
@@ -40,7 +52,6 @@
       </w:r>
       <w:r>
         <w:rPr>
-          <w:rFonts w:ascii="Arial" w:hAnsi="Arial" w:eastAsia="Arial"/>
           <w:sz w:val="16"/>
         </w:rPr>
       </w:r>
@@ -51,7 +62,6 @@
       </w:pPr>
       <w:r>
         <w:rPr>
-          <w:rFonts w:ascii="Arial" w:hAnsi="Arial" w:eastAsia="Arial"/>
           <w:b/>
           <w:sz w:val="16"/>
         </w:rPr>
@@ -59,10 +69,8 @@
       </w:r>
       <w:r>
         <w:rPr>
-          <w:rFonts w:ascii="Arial" w:hAnsi="Arial" w:eastAsia="Arial"/>
           <w:sz w:val="16"/>
         </w:rPr>
-        <w:t>{{VALUE}}</w:t>
       </w:r>
     </w:p>
     <w:p>
@@ -71,7 +79,6 @@
       </w:pPr>
       <w:r>
         <w:rPr>
-          <w:rFonts w:ascii="Arial" w:hAnsi="Arial" w:eastAsia="Arial"/>
           <w:b/>
           <w:sz w:val="16"/>
         </w:rPr>
@@ -79,10 +86,8 @@
       </w:r>
       <w:r>
         <w:rPr>
-          <w:rFonts w:ascii="Arial" w:hAnsi="Arial" w:eastAsia="Arial"/>
           <w:sz w:val="16"/>
         </w:rPr>
-        <w:t>{{VALUE}}</w:t>
       </w:r>
     </w:p>
     <w:p>
@@ -91,43 +96,42 @@
       </w:r>
     </w:p>
     <w:p>
-      <w:pPr>
-        <w:pStyle w:val="PreIntroTitle"/>
-      </w:pPr>
       <w:r>
+        <w:rPr>
+          <w:b/>
+          <w:sz w:val="28"/>
+        </w:rPr>
         <w:t>Industrial Property Rights</w:t>
       </w:r>
     </w:p>
     <w:p>
-      <w:pPr>
-        <w:jc w:val="center"/>
-      </w:pPr>
       <w:r>
         <w:t>The information in this document is iDAKTO France Proprietary Information and is Confidential. It is the property of iDAKTO Identity &amp; Security France and shall not be used, disclosed to others, or reproduced without the express written consent of iDAKTO France.</w:t>
       </w:r>
     </w:p>
+    <w:p/>
     <w:p>
-      <w:pPr>
-        <w:pStyle w:val="PreIntroTitle"/>
-      </w:pPr>
       <w:r>
+        <w:rPr>
+          <w:b/>
+          <w:sz w:val="28"/>
+        </w:rPr>
         <w:t>Distribution List</w:t>
       </w:r>
     </w:p>
     <w:tbl>
       <w:tblPr>
-        <w:tblStyle w:val="TableGrid"/>
         <w:tblW w:type="auto" w:w="0"/>
         <w:tblLook w:firstColumn="1" w:firstRow="1" w:lastColumn="0" w:lastRow="0" w:noHBand="0" w:noVBand="1" w:val="04A0"/>
       </w:tblPr>
       <w:tblGrid>
-        <w:gridCol w:w="4873"/>
-        <w:gridCol w:w="4873"/>
+        <w:gridCol w:w="4320"/>
+        <w:gridCol w:w="4320"/>
       </w:tblGrid>
       <w:tr>
         <w:tc>
           <w:tcPr>
-            <w:tcW w:type="dxa" w:w="4873"/>
+            <w:tcW w:type="dxa" w:w="4320"/>
           </w:tcPr>
           <w:p>
             <w:r>
@@ -137,7 +141,7 @@
         </w:tc>
         <w:tc>
           <w:tcPr>
-            <w:tcW w:type="dxa" w:w="4873"/>
+            <w:tcW w:type="dxa" w:w="4320"/>
           </w:tcPr>
           <w:p>
             <w:r>
@@ -149,7 +153,7 @@
       <w:tr>
         <w:tc>
           <w:tcPr>
-            <w:tcW w:type="dxa" w:w="4873"/>
+            <w:tcW w:type="dxa" w:w="4320"/>
           </w:tcPr>
           <w:p>
             <w:r/>
@@ -157,7 +161,7 @@
         </w:tc>
         <w:tc>
           <w:tcPr>
-            <w:tcW w:type="dxa" w:w="4873"/>
+            <w:tcW w:type="dxa" w:w="4320"/>
           </w:tcPr>
           <w:p>
             <w:r/>
@@ -167,7 +171,7 @@
       <w:tr>
         <w:tc>
           <w:tcPr>
-            <w:tcW w:type="dxa" w:w="4873"/>
+            <w:tcW w:type="dxa" w:w="4320"/>
           </w:tcPr>
           <w:p>
             <w:r/>
@@ -175,7 +179,7 @@
         </w:tc>
         <w:tc>
           <w:tcPr>
-            <w:tcW w:type="dxa" w:w="4873"/>
+            <w:tcW w:type="dxa" w:w="4320"/>
           </w:tcPr>
           <w:p>
             <w:r/>
@@ -185,7 +189,7 @@
       <w:tr>
         <w:tc>
           <w:tcPr>
-            <w:tcW w:type="dxa" w:w="4873"/>
+            <w:tcW w:type="dxa" w:w="4320"/>
           </w:tcPr>
           <w:p>
             <w:r/>
@@ -193,7 +197,7 @@
         </w:tc>
         <w:tc>
           <w:tcPr>
-            <w:tcW w:type="dxa" w:w="4873"/>
+            <w:tcW w:type="dxa" w:w="4320"/>
           </w:tcPr>
           <w:p>
             <w:r/>
@@ -203,7 +207,7 @@
       <w:tr>
         <w:tc>
           <w:tcPr>
-            <w:tcW w:type="dxa" w:w="4873"/>
+            <w:tcW w:type="dxa" w:w="4320"/>
           </w:tcPr>
           <w:p>
             <w:r/>
@@ -211,7 +215,7 @@
         </w:tc>
         <w:tc>
           <w:tcPr>
-            <w:tcW w:type="dxa" w:w="4873"/>
+            <w:tcW w:type="dxa" w:w="4320"/>
           </w:tcPr>
           <w:p>
             <w:r/>
@@ -221,7 +225,7 @@
       <w:tr>
         <w:tc>
           <w:tcPr>
-            <w:tcW w:type="dxa" w:w="4873"/>
+            <w:tcW w:type="dxa" w:w="4320"/>
           </w:tcPr>
           <w:p>
             <w:r/>
@@ -229,25 +233,7 @@
         </w:tc>
         <w:tc>
           <w:tcPr>
-            <w:tcW w:type="dxa" w:w="4873"/>
-          </w:tcPr>
-          <w:p>
-            <w:r/>
-          </w:p>
-        </w:tc>
-      </w:tr>
-      <w:tr>
-        <w:tc>
-          <w:tcPr>
-            <w:tcW w:type="dxa" w:w="4873"/>
-          </w:tcPr>
-          <w:p>
-            <w:r/>
-          </w:p>
-        </w:tc>
-        <w:tc>
-          <w:tcPr>
-            <w:tcW w:type="dxa" w:w="4873"/>
+            <w:tcW w:type="dxa" w:w="4320"/>
           </w:tcPr>
           <w:p>
             <w:r/>
@@ -255,77 +241,9 @@
         </w:tc>
       </w:tr>
     </w:tbl>
-    <w:p>
-      <w:r>
-        <w:br w:type="page"/>
-      </w:r>
-    </w:p>
-    <w:p>
-      <w:pPr>
-        <w:pStyle w:val="PreIntroTitle"/>
-      </w:pPr>
-      <w:r>
-        <w:t>Revision History</w:t>
-      </w:r>
-    </w:p>
-    <w:tbl>
-      <w:tblPr>
-        <w:tblStyle w:val="TableGrid"/>
-        <w:tblW w:type="auto" w:w="0"/>
-        <w:tblLook w:firstColumn="1" w:firstRow="1" w:lastColumn="0" w:lastRow="0" w:noHBand="0" w:noVBand="1" w:val="04A0"/>
-      </w:tblPr>
-      <w:tblGrid>
-        <w:gridCol w:w="2436"/>
-        <w:gridCol w:w="2436"/>
-        <w:gridCol w:w="2436"/>
-        <w:gridCol w:w="2436"/>
-      </w:tblGrid>
-      <w:tr>
-        <w:tc>
-          <w:tcPr>
-            <w:tcW w:type="dxa" w:w="2436"/>
-          </w:tcPr>
-          <w:p>
-            <w:r>
-              <w:t>Version</w:t>
-            </w:r>
-          </w:p>
-        </w:tc>
-        <w:tc>
-          <w:tcPr>
-            <w:tcW w:type="dxa" w:w="2436"/>
-          </w:tcPr>
-          <w:p>
-            <w:r>
-              <w:t>Date</w:t>
-            </w:r>
-          </w:p>
-        </w:tc>
-        <w:tc>
-          <w:tcPr>
-            <w:tcW w:type="dxa" w:w="2436"/>
-          </w:tcPr>
-          <w:p>
-            <w:r>
-              <w:t>Author</w:t>
-            </w:r>
-          </w:p>
-        </w:tc>
-        <w:tc>
-          <w:tcPr>
-            <w:tcW w:type="dxa" w:w="2436"/>
-          </w:tcPr>
-          <w:p>
-            <w:r>
-              <w:t>Modification</w:t>
-            </w:r>
-          </w:p>
-        </w:tc>
-      </w:tr>
-    </w:tbl>
     <w:sectPr>
       <w:pgSz w:w="12240" w:h="15840"/>
-      <w:pgMar w:top="1134" w:right="1247" w:bottom="1134" w:left="1247" w:header="720" w:footer="720" w:gutter="0"/>
+      <w:pgMar w:top="1440" w:right="1800" w:bottom="1440" w:left="1800" w:header="720" w:footer="720" w:gutter="0"/>
       <w:cols w:space="720"/>
       <w:docGrid w:linePitch="360"/>
     </w:sectPr>
@@ -696,10 +614,6 @@
     <w:name w:val="Normal"/>
     <w:qFormat/>
     <w:rsid w:val="00FC693F"/>
-    <w:rPr>
-      <w:rFonts w:ascii="Arial" w:hAnsi="Arial" w:eastAsia="Arial"/>
-      <w:sz w:val="18"/>
-    </w:rPr>
   </w:style>
   <w:style w:type="paragraph" w:styleId="Header">
     <w:name w:val="header"/>
@@ -756,11 +670,11 @@
     <w:pPr>
       <w:keepNext/>
       <w:keepLines/>
-      <w:spacing w:before="240" w:after="120"/>
+      <w:spacing w:before="480" w:after="0"/>
       <w:outlineLvl w:val="0"/>
     </w:pPr>
     <w:rPr>
-      <w:rFonts w:asciiTheme="majorHAnsi" w:eastAsiaTheme="majorEastAsia" w:hAnsiTheme="majorHAnsi" w:cstheme="majorBidi" w:ascii="Arial" w:hAnsi="Arial" w:eastAsia="Arial"/>
+      <w:rFonts w:asciiTheme="majorHAnsi" w:eastAsiaTheme="majorEastAsia" w:hAnsiTheme="majorHAnsi" w:cstheme="majorBidi"/>
       <w:b/>
       <w:bCs/>
       <w:color w:val="365F91" w:themeColor="accent1" w:themeShade="BF"/>
@@ -780,15 +694,15 @@
     <w:pPr>
       <w:keepNext/>
       <w:keepLines/>
-      <w:spacing w:before="160" w:after="80"/>
+      <w:spacing w:before="200" w:after="0"/>
       <w:outlineLvl w:val="1"/>
     </w:pPr>
     <w:rPr>
-      <w:rFonts w:asciiTheme="majorHAnsi" w:eastAsiaTheme="majorEastAsia" w:hAnsiTheme="majorHAnsi" w:cstheme="majorBidi" w:ascii="Arial" w:hAnsi="Arial" w:eastAsia="Arial"/>
+      <w:rFonts w:asciiTheme="majorHAnsi" w:eastAsiaTheme="majorEastAsia" w:hAnsiTheme="majorHAnsi" w:cstheme="majorBidi"/>
       <w:b/>
       <w:bCs/>
       <w:color w:val="4F81BD" w:themeColor="accent1"/>
-      <w:sz w:val="20"/>
+      <w:sz w:val="26"/>
       <w:szCs w:val="26"/>
     </w:rPr>
   </w:style>
@@ -804,15 +718,14 @@
     <w:pPr>
       <w:keepNext/>
       <w:keepLines/>
-      <w:spacing w:before="120" w:after="60"/>
+      <w:spacing w:before="200" w:after="0"/>
       <w:outlineLvl w:val="2"/>
     </w:pPr>
     <w:rPr>
-      <w:rFonts w:asciiTheme="majorHAnsi" w:eastAsiaTheme="majorEastAsia" w:hAnsiTheme="majorHAnsi" w:cstheme="majorBidi" w:ascii="Arial" w:hAnsi="Arial" w:eastAsia="Arial"/>
+      <w:rFonts w:asciiTheme="majorHAnsi" w:eastAsiaTheme="majorEastAsia" w:hAnsiTheme="majorHAnsi" w:cstheme="majorBidi"/>
       <w:b/>
       <w:bCs/>
       <w:color w:val="4F81BD" w:themeColor="accent1"/>
-      <w:sz w:val="20"/>
     </w:rPr>
   </w:style>
   <w:style w:type="paragraph" w:styleId="Heading4">
@@ -12383,71 +12296,6 @@
         <w:shd w:val="clear" w:color="auto" w:fill="FBCAA2" w:themeFill="accent6" w:themeFillTint="7F"/>
       </w:tcPr>
     </w:tblStylePr>
-  </w:style>
-  <w:style w:type="paragraph" w:customStyle="1" w:styleId="FigureCaption">
-    <w:name w:val="Figure Caption"/>
-    <w:basedOn w:val="Normal"/>
-    <w:pPr>
-      <w:spacing w:after="120"/>
-      <w:jc w:val="center"/>
-    </w:pPr>
-    <w:rPr>
-      <w:rFonts w:ascii="Arial" w:hAnsi="Arial" w:eastAsia="Arial"/>
-      <w:i/>
-      <w:sz w:val="18"/>
-    </w:rPr>
-  </w:style>
-  <w:style w:type="paragraph" w:customStyle="1" w:styleId="CoverTitle">
-    <w:name w:val="Cover Title"/>
-    <w:basedOn w:val="Normal"/>
-    <w:pPr>
-      <w:spacing w:after="480"/>
-      <w:jc w:val="center"/>
-    </w:pPr>
-    <w:rPr>
-      <w:rFonts w:ascii="Arial" w:hAnsi="Arial" w:eastAsia="Arial"/>
-      <w:b/>
-      <w:sz w:val="56"/>
-    </w:rPr>
-  </w:style>
-  <w:style w:type="paragraph" w:customStyle="1" w:styleId="CoverSubtitle14">
-    <w:name w:val="Cover Subtitle 14"/>
-    <w:basedOn w:val="Normal"/>
-    <w:pPr>
-      <w:spacing w:after="320"/>
-      <w:jc w:val="center"/>
-    </w:pPr>
-    <w:rPr>
-      <w:rFonts w:ascii="Arial" w:hAnsi="Arial" w:eastAsia="Arial"/>
-      <w:i/>
-      <w:sz w:val="28"/>
-    </w:rPr>
-  </w:style>
-  <w:style w:type="paragraph" w:customStyle="1" w:styleId="CoverSubtitle11">
-    <w:name w:val="Cover Subtitle 11"/>
-    <w:basedOn w:val="Normal"/>
-    <w:pPr>
-      <w:spacing w:after="400"/>
-      <w:jc w:val="center"/>
-    </w:pPr>
-    <w:rPr>
-      <w:rFonts w:ascii="Arial" w:hAnsi="Arial" w:eastAsia="Arial"/>
-      <w:i/>
-      <w:sz w:val="22"/>
-    </w:rPr>
-  </w:style>
-  <w:style w:type="paragraph" w:customStyle="1" w:styleId="PreIntroTitle">
-    <w:name w:val="PreIntro Title"/>
-    <w:basedOn w:val="Normal"/>
-    <w:pPr>
-      <w:spacing w:before="200" w:after="120"/>
-      <w:jc w:val="center"/>
-    </w:pPr>
-    <w:rPr>
-      <w:rFonts w:ascii="Arial" w:hAnsi="Arial" w:eastAsia="Arial"/>
-      <w:b/>
-      <w:sz w:val="28"/>
-    </w:rPr>
   </w:style>
 </w:styles>
 </file>
